--- a/React/project/doc.docx
+++ b/React/project/doc.docx
@@ -36,18 +36,10 @@
         <w:t xml:space="preserve">Category </w:t>
       </w:r>
       <w:r>
-        <w:t xml:space="preserve">vise </w:t>
-      </w:r>
-      <w:proofErr w:type="gramStart"/>
-      <w:r>
-        <w:t xml:space="preserve">view  </w:t>
-      </w:r>
-      <w:r>
-        <w:t>-</w:t>
-      </w:r>
-      <w:proofErr w:type="gramEnd"/>
-      <w:r>
-        <w:t>&gt;   category</w:t>
+        <w:t xml:space="preserve">vise view  </w:t>
+      </w:r>
+      <w:r>
+        <w:t>-&gt;   category</w:t>
       </w:r>
       <w:r>
         <w:tab/>
@@ -70,13 +62,8 @@
         <w:t xml:space="preserve">view            </w:t>
       </w:r>
       <w:r>
-        <w:t>-</w:t>
-      </w:r>
-      <w:proofErr w:type="gramStart"/>
-      <w:r>
-        <w:t>&gt;  product</w:t>
-      </w:r>
-      <w:proofErr w:type="gramEnd"/>
+        <w:t>-&gt;  product</w:t>
+      </w:r>
       <w:r>
         <w:t xml:space="preserve">                                      T / F</w:t>
       </w:r>
@@ -97,23 +84,19 @@
     </w:p>
     <w:p>
       <w:r>
-        <w:t>Login                         -</w:t>
-      </w:r>
-      <w:proofErr w:type="gramStart"/>
-      <w:r>
-        <w:t>&gt;  user</w:t>
-      </w:r>
-      <w:proofErr w:type="gramEnd"/>
-    </w:p>
-    <w:p>
-      <w:r>
-        <w:t>Add cart                   -</w:t>
-      </w:r>
-      <w:proofErr w:type="gramStart"/>
-      <w:r>
-        <w:t>&gt;  cart</w:t>
-      </w:r>
-      <w:proofErr w:type="gramEnd"/>
+        <w:t>Lo</w:t>
+      </w:r>
+      <w:r>
+        <w:t xml:space="preserve">gin                         -&gt; </w:t>
+      </w:r>
+      <w:r>
+        <w:t>user</w:t>
+      </w:r>
+    </w:p>
+    <w:p>
+      <w:r>
+        <w:t>Add cart                   -&gt;  cart</w:t>
+      </w:r>
       <w:r>
         <w:tab/>
       </w:r>
@@ -161,7 +144,89 @@
     </w:p>
     <w:p>
       <w:r>
+        <w:t>Book table              -&gt; booking</w:t>
+      </w:r>
+      <w:r>
+        <w:tab/>
+      </w:r>
+      <w:r>
+        <w:tab/>
+      </w:r>
+      <w:r>
+        <w:tab/>
+        <w:t xml:space="preserve">    T</w:t>
+      </w:r>
+    </w:p>
+    <w:p>
+      <w:r>
         <w:t xml:space="preserve">=============================================================== </w:t>
+      </w:r>
+      <w:r>
+        <w:t>=====================</w:t>
+      </w:r>
+    </w:p>
+    <w:p/>
+    <w:p>
+      <w:r>
+        <w:t>TABLE == API</w:t>
+      </w:r>
+    </w:p>
+    <w:p/>
+    <w:p>
+      <w:r>
+        <w:t>CATEGORY</w:t>
+      </w:r>
+    </w:p>
+    <w:p>
+      <w:r>
+        <w:t>PRODUCT</w:t>
+      </w:r>
+    </w:p>
+    <w:p>
+      <w:r>
+        <w:t>USER</w:t>
+      </w:r>
+    </w:p>
+    <w:p>
+      <w:r>
+        <w:t>CART</w:t>
+      </w:r>
+    </w:p>
+    <w:p>
+      <w:r>
+        <w:t>ORDER</w:t>
+      </w:r>
+    </w:p>
+    <w:p>
+      <w:pPr>
+        <w:pBdr>
+          <w:bottom w:val="double" w:sz="6" w:space="1" w:color="auto"/>
+        </w:pBdr>
+      </w:pPr>
+      <w:r>
+        <w:t>BOOKING</w:t>
+      </w:r>
+    </w:p>
+    <w:p>
+      <w:pPr>
+        <w:pBdr>
+          <w:bottom w:val="double" w:sz="6" w:space="1" w:color="auto"/>
+        </w:pBdr>
+      </w:pPr>
+      <w:r>
+        <w:t>Admin</w:t>
+      </w:r>
+    </w:p>
+    <w:p>
+      <w:pPr>
+        <w:pBdr>
+          <w:bottom w:val="double" w:sz="6" w:space="1" w:color="auto"/>
+        </w:pBdr>
+      </w:pPr>
+    </w:p>
+    <w:p>
+      <w:r>
+        <w:t xml:space="preserve">Backend </w:t>
       </w:r>
     </w:p>
     <w:p/>
@@ -334,6 +399,7 @@
   <w:style w:type="paragraph" w:default="1" w:styleId="Normal">
     <w:name w:val="Normal"/>
     <w:qFormat/>
+    <w:rsid w:val="009F11EF"/>
   </w:style>
   <w:style w:type="character" w:default="1" w:styleId="DefaultParagraphFont">
     <w:name w:val="Default Paragraph Font"/>
